--- a/Концепт.docx
+++ b/Концепт.docx
@@ -35,7 +35,23 @@
           <w:rFonts w:ascii="Times New Roman" w:hAnsi="Times New Roman" w:cs="Times New Roman"/>
           <w:sz w:val="28"/>
         </w:rPr>
-        <w:t>Предварительная концепция. C# / Windows Forms. 2D</w:t>
+        <w:t xml:space="preserve">Предварительная концепция. C# / Windows </w:t>
+      </w:r>
+      <w:proofErr w:type="spellStart"/>
+      <w:r>
+        <w:rPr>
+          <w:rFonts w:ascii="Times New Roman" w:hAnsi="Times New Roman" w:cs="Times New Roman"/>
+          <w:sz w:val="28"/>
+        </w:rPr>
+        <w:t>Forms</w:t>
+      </w:r>
+      <w:proofErr w:type="spellEnd"/>
+      <w:r>
+        <w:rPr>
+          <w:rFonts w:ascii="Times New Roman" w:hAnsi="Times New Roman" w:cs="Times New Roman"/>
+          <w:sz w:val="28"/>
+        </w:rPr>
+        <w:t>. 2D</w:t>
       </w:r>
     </w:p>
     <w:p>
@@ -89,7 +105,57 @@
           <w:rFonts w:ascii="Times New Roman" w:hAnsi="Times New Roman" w:cs="Times New Roman"/>
           <w:sz w:val="28"/>
         </w:rPr>
-        <w:t>Ориентир по темпу: короткая зачистка, как в Hotline Miami. Название, персонажи и картинка свои. Чужие спрайты, маски и интерфейс оттуда не берём.</w:t>
+        <w:t xml:space="preserve">Ориентир по темпу: короткая зачистка, как в </w:t>
+      </w:r>
+      <w:proofErr w:type="spellStart"/>
+      <w:r>
+        <w:rPr>
+          <w:rFonts w:ascii="Times New Roman" w:hAnsi="Times New Roman" w:cs="Times New Roman"/>
+          <w:sz w:val="28"/>
+        </w:rPr>
+        <w:t>Hotline</w:t>
+      </w:r>
+      <w:proofErr w:type="spellEnd"/>
+      <w:r>
+        <w:rPr>
+          <w:rFonts w:ascii="Times New Roman" w:hAnsi="Times New Roman" w:cs="Times New Roman"/>
+          <w:sz w:val="28"/>
+        </w:rPr>
+        <w:t xml:space="preserve"> </w:t>
+      </w:r>
+      <w:proofErr w:type="spellStart"/>
+      <w:r>
+        <w:rPr>
+          <w:rFonts w:ascii="Times New Roman" w:hAnsi="Times New Roman" w:cs="Times New Roman"/>
+          <w:sz w:val="28"/>
+        </w:rPr>
+        <w:t>Miami</w:t>
+      </w:r>
+      <w:proofErr w:type="spellEnd"/>
+      <w:r>
+        <w:rPr>
+          <w:rFonts w:ascii="Times New Roman" w:hAnsi="Times New Roman" w:cs="Times New Roman"/>
+          <w:sz w:val="28"/>
+        </w:rPr>
+        <w:t>. Название, персонажи и картинка свои. Чужие спрайты, маски и интерфейс оттуда не берём.</w:t>
+      </w:r>
+    </w:p>
+    <w:p>
+      <w:pPr>
+        <w:spacing w:before="240" w:after="120" w:line="360" w:lineRule="auto"/>
+        <w:rPr>
+          <w:rFonts w:ascii="Times New Roman" w:hAnsi="Times New Roman" w:cs="Times New Roman"/>
+          <w:b/>
+          <w:sz w:val="32"/>
+        </w:rPr>
+      </w:pPr>
+      <w:r>
+        <w:rPr>
+          <w:rFonts w:ascii="Times New Roman" w:hAnsi="Times New Roman" w:cs="Times New Roman"/>
+          <w:b/>
+          <w:sz w:val="32"/>
+        </w:rPr>
+        <w:t>Основной игровой процесс</w:t>
       </w:r>
     </w:p>
     <w:p>
@@ -107,25 +173,7 @@
           <w:rFonts w:ascii="Times New Roman" w:hAnsi="Times New Roman" w:cs="Times New Roman"/>
           <w:sz w:val="28"/>
         </w:rPr>
-        <w:t>Платформер в духе Mario для этого зачёта тяжелее. Там прыжок, гравитация и стыковка с тайлами. В комнате сверху правила короче: прямоугольники пересеклись или нет, урон прошёл, патроны кончились, комната пустая. Это проще и для программы, и для модульных тестов.</w:t>
-      </w:r>
-    </w:p>
-    <w:p>
-      <w:pPr>
-        <w:spacing w:before="240" w:after="120" w:line="360" w:lineRule="auto"/>
-        <w:rPr>
-          <w:rFonts w:ascii="Times New Roman" w:hAnsi="Times New Roman" w:cs="Times New Roman"/>
-          <w:b/>
-          <w:sz w:val="32"/>
-        </w:rPr>
-      </w:pPr>
-      <w:r>
-        <w:rPr>
-          <w:rFonts w:ascii="Times New Roman" w:hAnsi="Times New Roman" w:cs="Times New Roman"/>
-          <w:b/>
-          <w:sz w:val="32"/>
-        </w:rPr>
-        <w:t>Основной игровой процесс</w:t>
+        <w:t>Управление с клавиатуры и мыши. WASD двигает персонажа, курсор задаёт, куда он смотрит. Левая кнопка мыши бьёт вблизи, правая стреляет.</w:t>
       </w:r>
     </w:p>
     <w:p>
@@ -143,7 +191,7 @@
           <w:rFonts w:ascii="Times New Roman" w:hAnsi="Times New Roman" w:cs="Times New Roman"/>
           <w:sz w:val="28"/>
         </w:rPr>
-        <w:t>Управление с клавиатуры и мыши. WASD двигает персонажа, курсор задаёт, куда он смотрит. Левая кнопка мыши бьёт вблизи, правая стреляет.</w:t>
+        <w:t>В комнате пять противников. Пока игрок далеко, они стоят. Когда он входит в зону обнаружения, идут к нему по прямой.</w:t>
       </w:r>
     </w:p>
     <w:p>
@@ -161,7 +209,7 @@
           <w:rFonts w:ascii="Times New Roman" w:hAnsi="Times New Roman" w:cs="Times New Roman"/>
           <w:sz w:val="28"/>
         </w:rPr>
-        <w:t>В комнате пять противников. Пока игрок далеко, они стоят. Когда он входит в зону обнаружения, идут к нему по прямой.</w:t>
+        <w:t>Удар убивает противника только вплотную и в сторону взгляда. Мимо никого не задевает.</w:t>
       </w:r>
     </w:p>
     <w:p>
@@ -179,7 +227,7 @@
           <w:rFonts w:ascii="Times New Roman" w:hAnsi="Times New Roman" w:cs="Times New Roman"/>
           <w:sz w:val="28"/>
         </w:rPr>
-        <w:t>Удар убивает противника только вплотную и в сторону взгляда. Мимо никого не задевает.</w:t>
+        <w:t>Пистолет лежит на полу. Пока его не подобрали, стрелять нельзя, остаётся удар. В обойме шесть патронов. Выстрел пускает пулю по прямой. Попадание убивает противника, пуля после этого пропадает. Пуля также пропадает у стены. Выстрел при нуле патронов ничего не создаёт.</w:t>
       </w:r>
     </w:p>
     <w:p>
@@ -197,7 +245,7 @@
           <w:rFonts w:ascii="Times New Roman" w:hAnsi="Times New Roman" w:cs="Times New Roman"/>
           <w:sz w:val="28"/>
         </w:rPr>
-        <w:t>Пистолет лежит на полу. Пока его не подобрали, стрелять нельзя, остаётся удар. В обойме шесть патронов. Выстрел пускает пулю по прямой. Попадание убивает противника, пуля после этого пропадает. Пуля также пропадает у стены. Выстрел при нуле патронов ничего не создаёт.</w:t>
+        <w:t>Касание противника снимает одну жизнь. У игрока три жизни. Одно и то же касание не снимает жизнь каждый шаг таймера: после удара короткая пауза, иначе партия кончится за секунду.</w:t>
       </w:r>
     </w:p>
     <w:p>
@@ -215,7 +263,7 @@
           <w:rFonts w:ascii="Times New Roman" w:hAnsi="Times New Roman" w:cs="Times New Roman"/>
           <w:sz w:val="28"/>
         </w:rPr>
-        <w:t>Касание противника снимает одну жизнь. У игрока три жизни. Одно и то же касание не снимает жизнь каждый шаг таймера: после удара короткая пауза, иначе партия кончится за секунду.</w:t>
+        <w:t>За каждого убитого начисляются очки.</w:t>
       </w:r>
     </w:p>
     <w:p>
@@ -233,279 +281,7 @@
           <w:rFonts w:ascii="Times New Roman" w:hAnsi="Times New Roman" w:cs="Times New Roman"/>
           <w:sz w:val="28"/>
         </w:rPr>
-        <w:t>За каждого убитого начисляются очки.</w:t>
-      </w:r>
-    </w:p>
-    <w:p>
-      <w:pPr>
-        <w:spacing w:line="360" w:lineRule="auto"/>
-        <w:ind w:firstLine="700"/>
-        <w:jc w:val="both"/>
-        <w:rPr>
-          <w:rFonts w:ascii="Times New Roman" w:hAnsi="Times New Roman" w:cs="Times New Roman"/>
-          <w:sz w:val="28"/>
-        </w:rPr>
-      </w:pPr>
-      <w:r>
-        <w:rPr>
-          <w:rFonts w:ascii="Times New Roman" w:hAnsi="Times New Roman" w:cs="Times New Roman"/>
-          <w:sz w:val="28"/>
-        </w:rPr>
         <w:t>Несколько комнат, двери, смена масок, комбо-счётчик и волны врагов в эту версию не входят. Одной комнаты хватает, чтобы правила были видны и на экране, и в тестах.</w:t>
-      </w:r>
-    </w:p>
-    <w:p>
-      <w:pPr>
-        <w:spacing w:before="240" w:after="120" w:line="360" w:lineRule="auto"/>
-        <w:rPr>
-          <w:rFonts w:ascii="Times New Roman" w:hAnsi="Times New Roman" w:cs="Times New Roman"/>
-          <w:b/>
-          <w:sz w:val="32"/>
-        </w:rPr>
-      </w:pPr>
-      <w:r>
-        <w:rPr>
-          <w:rFonts w:ascii="Times New Roman" w:hAnsi="Times New Roman" w:cs="Times New Roman"/>
-          <w:b/>
-          <w:sz w:val="32"/>
-        </w:rPr>
-        <w:t>Технический подход</w:t>
-      </w:r>
-    </w:p>
-    <w:p>
-      <w:pPr>
-        <w:spacing w:line="360" w:lineRule="auto"/>
-        <w:ind w:firstLine="700"/>
-        <w:jc w:val="both"/>
-        <w:rPr>
-          <w:rFonts w:ascii="Times New Roman" w:hAnsi="Times New Roman" w:cs="Times New Roman"/>
-          <w:sz w:val="28"/>
-        </w:rPr>
-      </w:pPr>
-      <w:r>
-        <w:rPr>
-          <w:rFonts w:ascii="Times New Roman" w:hAnsi="Times New Roman" w:cs="Times New Roman"/>
-          <w:sz w:val="28"/>
-        </w:rPr>
-        <w:t>Программа на C# с Windows Forms. Архитектура MVC, как в теме «Оконные приложения».</w:t>
-      </w:r>
-    </w:p>
-    <w:p>
-      <w:pPr>
-        <w:spacing w:line="360" w:lineRule="auto"/>
-        <w:ind w:firstLine="700"/>
-        <w:jc w:val="both"/>
-        <w:rPr>
-          <w:rFonts w:ascii="Times New Roman" w:hAnsi="Times New Roman" w:cs="Times New Roman"/>
-          <w:sz w:val="28"/>
-        </w:rPr>
-      </w:pPr>
-      <w:r>
-        <w:rPr>
-          <w:rFonts w:ascii="Times New Roman" w:hAnsi="Times New Roman" w:cs="Times New Roman"/>
-          <w:sz w:val="28"/>
-        </w:rPr>
-        <w:t>Модель держит всю комнату: координаты и жизни игрока, направление взгляда, подобран ли пистолет и сколько патронов, список противников, летящие пули, счёт и статус партии. Статусы три: идёт игра, победа, поражение. У действий игрока и у шага симуляции есть методы модели. Классы модели не используют Form, Image, Button и Timer.</w:t>
-      </w:r>
-    </w:p>
-    <w:p>
-      <w:pPr>
-        <w:spacing w:after="120" w:line="360" w:lineRule="auto"/>
-        <w:ind w:firstLine="700"/>
-        <w:jc w:val="both"/>
-        <w:rPr>
-          <w:rFonts w:ascii="Times New Roman" w:hAnsi="Times New Roman" w:cs="Times New Roman"/>
-          <w:sz w:val="28"/>
-        </w:rPr>
-      </w:pPr>
-      <w:r>
-        <w:rPr>
-          <w:rFonts w:ascii="Times New Roman" w:hAnsi="Times New Roman" w:cs="Times New Roman"/>
-          <w:sz w:val="28"/>
-        </w:rPr>
-        <w:t>На модель пишутся модульные тесты. Они проверяют правила, а не картинку:</w:t>
-      </w:r>
-    </w:p>
-    <w:p>
-      <w:pPr>
-        <w:pStyle w:val="a7"/>
-        <w:numPr>
-          <w:ilvl w:val="0"/>
-          <w:numId w:val="1"/>
-        </w:numPr>
-        <w:spacing w:after="40" w:line="360" w:lineRule="auto"/>
-        <w:ind w:left="1060" w:firstLine="0"/>
-        <w:jc w:val="both"/>
-        <w:rPr>
-          <w:rFonts w:ascii="Times New Roman" w:hAnsi="Times New Roman" w:cs="Times New Roman"/>
-          <w:sz w:val="28"/>
-        </w:rPr>
-      </w:pPr>
-      <w:r>
-        <w:rPr>
-          <w:rFonts w:ascii="Times New Roman" w:hAnsi="Times New Roman" w:cs="Times New Roman"/>
-          <w:sz w:val="28"/>
-        </w:rPr>
-        <w:t>движение упирается в стены комнаты;</w:t>
-      </w:r>
-    </w:p>
-    <w:p>
-      <w:pPr>
-        <w:spacing w:after="40" w:line="360" w:lineRule="auto"/>
-        <w:ind w:left="1060"/>
-        <w:jc w:val="both"/>
-        <w:rPr>
-          <w:rFonts w:ascii="Times New Roman" w:hAnsi="Times New Roman" w:cs="Times New Roman"/>
-          <w:sz w:val="28"/>
-        </w:rPr>
-      </w:pPr>
-      <w:r>
-        <w:rPr>
-          <w:rFonts w:ascii="Times New Roman" w:hAnsi="Times New Roman" w:cs="Times New Roman"/>
-          <w:sz w:val="28"/>
-        </w:rPr>
-        <w:t>удар в радиусе и по направлению убивает, удар мимо не меняет комнату;</w:t>
-      </w:r>
-    </w:p>
-    <w:p>
-      <w:pPr>
-        <w:pStyle w:val="a7"/>
-        <w:numPr>
-          <w:ilvl w:val="0"/>
-          <w:numId w:val="1"/>
-        </w:numPr>
-        <w:spacing w:after="40" w:line="360" w:lineRule="auto"/>
-        <w:ind w:left="1420" w:firstLine="0"/>
-        <w:jc w:val="both"/>
-        <w:rPr>
-          <w:rFonts w:ascii="Times New Roman" w:hAnsi="Times New Roman" w:cs="Times New Roman"/>
-          <w:sz w:val="28"/>
-        </w:rPr>
-      </w:pPr>
-      <w:r>
-        <w:rPr>
-          <w:rFonts w:ascii="Times New Roman" w:hAnsi="Times New Roman" w:cs="Times New Roman"/>
-          <w:sz w:val="28"/>
-        </w:rPr>
-        <w:t>пуля при пересечении с противником убивает его и исчезает;</w:t>
-      </w:r>
-    </w:p>
-    <w:p>
-      <w:pPr>
-        <w:spacing w:after="40" w:line="360" w:lineRule="auto"/>
-        <w:ind w:left="1420"/>
-        <w:jc w:val="both"/>
-        <w:rPr>
-          <w:rFonts w:ascii="Times New Roman" w:hAnsi="Times New Roman" w:cs="Times New Roman"/>
-          <w:sz w:val="28"/>
-        </w:rPr>
-      </w:pPr>
-      <w:r>
-        <w:rPr>
-          <w:rFonts w:ascii="Times New Roman" w:hAnsi="Times New Roman" w:cs="Times New Roman"/>
-          <w:sz w:val="28"/>
-        </w:rPr>
-        <w:t>без патронов и без подобранного оружия выстрел не создаёт пулю;</w:t>
-      </w:r>
-    </w:p>
-    <w:p>
-      <w:pPr>
-        <w:pStyle w:val="a7"/>
-        <w:numPr>
-          <w:ilvl w:val="0"/>
-          <w:numId w:val="1"/>
-        </w:numPr>
-        <w:spacing w:after="40" w:line="360" w:lineRule="auto"/>
-        <w:ind w:left="1780" w:firstLine="0"/>
-        <w:jc w:val="both"/>
-        <w:rPr>
-          <w:rFonts w:ascii="Times New Roman" w:hAnsi="Times New Roman" w:cs="Times New Roman"/>
-          <w:sz w:val="28"/>
-        </w:rPr>
-      </w:pPr>
-      <w:r>
-        <w:rPr>
-          <w:rFonts w:ascii="Times New Roman" w:hAnsi="Times New Roman" w:cs="Times New Roman"/>
-          <w:sz w:val="28"/>
-        </w:rPr>
-        <w:t>касание снимает жизнь и не снимает её повторно, пока пауза не кончилась;</w:t>
-      </w:r>
-    </w:p>
-    <w:p>
-      <w:pPr>
-        <w:spacing w:after="40" w:line="360" w:lineRule="auto"/>
-        <w:ind w:left="1780"/>
-        <w:jc w:val="both"/>
-        <w:rPr>
-          <w:rFonts w:ascii="Times New Roman" w:hAnsi="Times New Roman" w:cs="Times New Roman"/>
-          <w:sz w:val="28"/>
-        </w:rPr>
-      </w:pPr>
-      <w:r>
-        <w:rPr>
-          <w:rFonts w:ascii="Times New Roman" w:hAnsi="Times New Roman" w:cs="Times New Roman"/>
-          <w:sz w:val="28"/>
-        </w:rPr>
-        <w:t>ноль жизней переводит партию в поражение;</w:t>
-      </w:r>
-    </w:p>
-    <w:p>
-      <w:pPr>
-        <w:pStyle w:val="a7"/>
-        <w:numPr>
-          <w:ilvl w:val="0"/>
-          <w:numId w:val="1"/>
-        </w:numPr>
-        <w:spacing w:after="40" w:line="360" w:lineRule="auto"/>
-        <w:ind w:left="2140" w:firstLine="0"/>
-        <w:jc w:val="both"/>
-        <w:rPr>
-          <w:rFonts w:ascii="Times New Roman" w:hAnsi="Times New Roman" w:cs="Times New Roman"/>
-          <w:sz w:val="28"/>
-        </w:rPr>
-      </w:pPr>
-      <w:r>
-        <w:rPr>
-          <w:rFonts w:ascii="Times New Roman" w:hAnsi="Times New Roman" w:cs="Times New Roman"/>
-          <w:sz w:val="28"/>
-        </w:rPr>
-        <w:t>смерть всех противников переводит партию в победу;</w:t>
-      </w:r>
-    </w:p>
-    <w:p>
-      <w:pPr>
-        <w:spacing w:after="40" w:line="360" w:lineRule="auto"/>
-        <w:ind w:left="2140"/>
-        <w:jc w:val="both"/>
-        <w:rPr>
-          <w:rFonts w:ascii="Times New Roman" w:hAnsi="Times New Roman" w:cs="Times New Roman"/>
-          <w:sz w:val="28"/>
-        </w:rPr>
-      </w:pPr>
-      <w:r>
-        <w:rPr>
-          <w:rFonts w:ascii="Times New Roman" w:hAnsi="Times New Roman" w:cs="Times New Roman"/>
-          <w:sz w:val="28"/>
-        </w:rPr>
-        <w:t>после победы или поражения шаг симуляции больше не двигает объекты.</w:t>
-      </w:r>
-    </w:p>
-    <w:p>
-      <w:pPr>
-        <w:spacing w:before="160" w:after="0" w:line="360" w:lineRule="auto"/>
-        <w:ind w:firstLine="700"/>
-        <w:jc w:val="both"/>
-        <w:rPr>
-          <w:rFonts w:ascii="Times New Roman" w:hAnsi="Times New Roman" w:cs="Times New Roman"/>
-          <w:sz w:val="28"/>
-        </w:rPr>
-      </w:pPr>
-      <w:r>
-        <w:rPr>
-          <w:rFonts w:ascii="Times New Roman" w:hAnsi="Times New Roman" w:cs="Times New Roman"/>
-          <w:sz w:val="28"/>
-        </w:rPr>
-        <w:t>Окно делает класс-наследник Form. Таймер в форме вызывает один шаг модели и затем Invalidate(). Обработчики клавиатуры и мыши вызывают методы модели и тоже инициируют перерисовку. В форме нет расчёта урона, победы и маршрутов. Там только связь ввода с моделью и отрисовка: пол, стены, фигуры персонажей, пули и строка с жизнями, патронами и очками. В конце поверх комнаты рисуется исход партии.</w:t>
       </w:r>
     </w:p>
     <w:p>
